--- a/Science Books/QED Course/Lesson 43 Charge as a Coupling Constant.docx
+++ b/Science Books/QED Course/Lesson 43 Charge as a Coupling Constant.docx
@@ -385,9 +385,41 @@
       </w:pPr>
       <m:oMathPara>
         <m:oMath>
+          <m:d>
+            <m:dPr>
+              <m:begChr m:val="["/>
+              <m:endChr m:val="]"/>
+            </m:dPr>
+            <m:e>
+              <m:r>
+                <m:t xml:space="preserve">ψ</m:t>
+              </m:r>
+            </m:e>
+          </m:d>
           <m:r>
-            <m:t xml:space="preserve">[ψ] = mass^(3/2)</m:t>
+            <m:t xml:space="preserve">=</m:t>
           </m:r>
+          <m:sSup>
+            <m:e>
+              <m:r>
+                <m:t xml:space="preserve">mass</m:t>
+              </m:r>
+            </m:e>
+            <m:sup>
+              <m:f>
+                <m:num>
+                  <m:r>
+                    <m:t xml:space="preserve">3</m:t>
+                  </m:r>
+                </m:num>
+                <m:den>
+                  <m:r>
+                    <m:t xml:space="preserve">2</m:t>
+                  </m:r>
+                </m:den>
+              </m:f>
+            </m:sup>
+          </m:sSup>
         </m:oMath>
       </m:oMathPara>
     </w:p>
@@ -403,8 +435,31 @@
       </w:pPr>
       <m:oMathPara>
         <m:oMath>
+          <m:d>
+            <m:dPr>
+              <m:begChr m:val="["/>
+              <m:endChr m:val="]"/>
+            </m:dPr>
+            <m:e>
+              <m:sSub>
+                <m:e>
+                  <m:r>
+                    <m:t xml:space="preserve">A</m:t>
+                  </m:r>
+                </m:e>
+                <m:sub>
+                  <m:r>
+                    <m:t xml:space="preserve">μ</m:t>
+                  </m:r>
+                </m:sub>
+              </m:sSub>
+            </m:e>
+          </m:d>
           <m:r>
-            <m:t xml:space="preserve">[A_μ] = mass</m:t>
+            <m:t xml:space="preserve">=</m:t>
+          </m:r>
+          <m:r>
+            <m:t xml:space="preserve">mass</m:t>
           </m:r>
         </m:oMath>
       </m:oMathPara>
@@ -429,9 +484,32 @@
       </w:pPr>
       <m:oMathPara>
         <m:oMath>
+          <m:d>
+            <m:dPr>
+              <m:begChr m:val="["/>
+              <m:endChr m:val="]"/>
+            </m:dPr>
+            <m:e>
+              <m:r>
+                <m:t xml:space="preserve">e</m:t>
+              </m:r>
+            </m:e>
+          </m:d>
           <m:r>
-            <m:t xml:space="preserve">[e] = mass^0</m:t>
+            <m:t xml:space="preserve">=</m:t>
           </m:r>
+          <m:sSup>
+            <m:e>
+              <m:r>
+                <m:t xml:space="preserve">mass</m:t>
+              </m:r>
+            </m:e>
+            <m:sup>
+              <m:r>
+                <m:t xml:space="preserve">0</m:t>
+              </m:r>
+            </m:sup>
+          </m:sSup>
         </m:oMath>
       </m:oMathPara>
     </w:p>
@@ -482,8 +560,32 @@
       <m:oMathPara>
         <m:oMath>
           <m:r>
-            <m:t xml:space="preserve">α = e² / (4π)</m:t>
+            <m:t xml:space="preserve">α</m:t>
           </m:r>
+          <m:r>
+            <m:t xml:space="preserve">=</m:t>
+          </m:r>
+          <m:f>
+            <m:num>
+              <m:sSup>
+                <m:e>
+                  <m:r>
+                    <m:t xml:space="preserve">e</m:t>
+                  </m:r>
+                </m:e>
+                <m:sup>
+                  <m:r>
+                    <m:t xml:space="preserve">2</m:t>
+                  </m:r>
+                </m:sup>
+              </m:sSup>
+            </m:num>
+            <m:den>
+              <m:r>
+                <m:t xml:space="preserve">4π</m:t>
+              </m:r>
+            </m:den>
+          </m:f>
         </m:oMath>
       </m:oMathPara>
     </w:p>
@@ -513,7 +615,13 @@
       <m:oMathPara>
         <m:oMath>
           <m:r>
-            <m:t xml:space="preserve">e ≈ 0.303</m:t>
+            <m:t xml:space="preserve">e</m:t>
+          </m:r>
+          <m:r>
+            <m:t xml:space="preserve">≈</m:t>
+          </m:r>
+          <m:r>
+            <m:t xml:space="preserve">0.303</m:t>
           </m:r>
         </m:oMath>
       </m:oMathPara>
